--- a/templates/1_lastnik_moski.docx
+++ b/templates/1_lastnik_moski.docx
@@ -305,23 +305,13 @@
               </w:rPr>
             </w:pPr>
             <w:bookmarkStart w:id="0" w:name="_Hlk172203220"/>
-            <w:proofErr w:type="spellStart"/>
             <w:r>
               <w:rPr>
                 <w:rFonts w:ascii="Calibri Light" w:hAnsi="Calibri Light" w:cs="Calibri Light"/>
                 <w:color w:val="FF0000"/>
                 <w:szCs w:val="22"/>
               </w:rPr>
-              <w:t>Haris</w:t>
-            </w:r>
-            <w:proofErr w:type="spellEnd"/>
-            <w:r>
-              <w:rPr>
-                <w:rFonts w:ascii="Calibri Light" w:hAnsi="Calibri Light" w:cs="Calibri Light"/>
-                <w:color w:val="FF0000"/>
-                <w:szCs w:val="22"/>
-              </w:rPr>
-              <w:t xml:space="preserve"> Trnjanin, Maistrova ulica 015, 2212 Šentilj v Slov</w:t>
+              <w:t>Haris Trnjanin, Maistrova ulica 015, 2212 Šentilj v Slov</w:t>
             </w:r>
             <w:r>
               <w:rPr>
@@ -741,27 +731,7 @@
                 <w:iCs/>
                 <w:szCs w:val="22"/>
               </w:rPr>
-              <w:t xml:space="preserve">Matej </w:t>
-            </w:r>
-            <w:proofErr w:type="spellStart"/>
-            <w:r>
-              <w:rPr>
-                <w:rFonts w:ascii="Calibri Light" w:hAnsi="Calibri Light" w:cs="Calibri Light"/>
-                <w:bCs/>
-                <w:iCs/>
-                <w:szCs w:val="22"/>
-              </w:rPr>
-              <w:t>Tadina</w:t>
-            </w:r>
-            <w:proofErr w:type="spellEnd"/>
-            <w:r>
-              <w:rPr>
-                <w:rFonts w:ascii="Calibri Light" w:hAnsi="Calibri Light" w:cs="Calibri Light"/>
-                <w:bCs/>
-                <w:iCs/>
-                <w:szCs w:val="22"/>
-              </w:rPr>
-              <w:t>, univ. dipl. inž. el.</w:t>
+              <w:t>Matej Tadina, univ. dipl. inž. el.</w:t>
             </w:r>
           </w:p>
         </w:tc>
@@ -1558,21 +1528,12 @@
                 <w:szCs w:val="22"/>
               </w:rPr>
             </w:pPr>
-            <w:proofErr w:type="spellStart"/>
             <w:r>
               <w:rPr>
                 <w:rFonts w:ascii="Calibri Light" w:hAnsi="Calibri Light" w:cs="Calibri Light"/>
                 <w:szCs w:val="22"/>
               </w:rPr>
-              <w:t>parc</w:t>
-            </w:r>
-            <w:proofErr w:type="spellEnd"/>
-            <w:r>
-              <w:rPr>
-                <w:rFonts w:ascii="Calibri Light" w:hAnsi="Calibri Light" w:cs="Calibri Light"/>
-                <w:szCs w:val="22"/>
-              </w:rPr>
-              <w:t>. št.</w:t>
+              <w:t>parc. št.</w:t>
             </w:r>
           </w:p>
         </w:tc>
@@ -1590,21 +1551,12 @@
                 <w:szCs w:val="22"/>
               </w:rPr>
             </w:pPr>
-            <w:proofErr w:type="spellStart"/>
             <w:r>
               <w:rPr>
                 <w:rFonts w:ascii="Calibri Light" w:hAnsi="Calibri Light" w:cs="Calibri Light"/>
                 <w:szCs w:val="22"/>
               </w:rPr>
-              <w:t>k.o</w:t>
-            </w:r>
-            <w:proofErr w:type="spellEnd"/>
-            <w:r>
-              <w:rPr>
-                <w:rFonts w:ascii="Calibri Light" w:hAnsi="Calibri Light" w:cs="Calibri Light"/>
-                <w:szCs w:val="22"/>
-              </w:rPr>
-              <w:t>.</w:t>
+              <w:t>k.o.</w:t>
             </w:r>
           </w:p>
         </w:tc>
@@ -1921,7 +1873,7 @@
         <w:rPr>
           <w:rFonts w:ascii="Calibri Light" w:hAnsi="Calibri Light" w:cs="Calibri Light"/>
           <w:bCs/>
-          <w:szCs w:val="22"/>
+          <w:sz w:val="20"/>
         </w:rPr>
       </w:pPr>
     </w:p>
@@ -1934,14 +1886,6 @@
           <w:szCs w:val="22"/>
         </w:rPr>
       </w:pPr>
-      <w:r>
-        <w:rPr>
-          <w:rFonts w:ascii="Calibri Light" w:hAnsi="Calibri Light" w:cs="Calibri Light"/>
-          <w:bCs/>
-          <w:szCs w:val="22"/>
-        </w:rPr>
-        <w:t xml:space="preserve">                                                                </w:t>
-      </w:r>
     </w:p>
     <w:p>
       <w:pPr>
@@ -1958,6 +1902,25 @@
           <w:bCs/>
           <w:szCs w:val="22"/>
         </w:rPr>
+        <w:t xml:space="preserve">                                                                </w:t>
+      </w:r>
+    </w:p>
+    <w:p>
+      <w:pPr>
+        <w:jc w:val="left"/>
+        <w:rPr>
+          <w:rFonts w:ascii="Calibri Light" w:hAnsi="Calibri Light" w:cs="Calibri Light"/>
+          <w:bCs/>
+          <w:szCs w:val="22"/>
+        </w:rPr>
+      </w:pPr>
+      <w:r>
+        <w:rPr>
+          <w:rFonts w:ascii="Calibri Light" w:hAnsi="Calibri Light" w:cs="Calibri Light"/>
+          <w:bCs/>
+          <w:szCs w:val="22"/>
+        </w:rPr>
+        <w:lastRenderedPageBreak/>
         <w:t xml:space="preserve">                                                               </w:t>
       </w:r>
       <w:r>
@@ -2014,7 +1977,6 @@
           <w:sz w:val="22"/>
           <w:szCs w:val="22"/>
         </w:rPr>
-        <w:lastRenderedPageBreak/>
         <w:t>Služnostn</w:t>
       </w:r>
       <w:r>
@@ -2139,7 +2101,6 @@
           <w:szCs w:val="22"/>
         </w:rPr>
       </w:pPr>
-      <w:proofErr w:type="spellStart"/>
       <w:r>
         <w:rPr>
           <w:rFonts w:ascii="Calibri Light" w:hAnsi="Calibri Light" w:cs="Calibri Light"/>
@@ -2148,18 +2109,7 @@
           <w:szCs w:val="22"/>
           <w:lang w:val="sl-SI"/>
         </w:rPr>
-        <w:t>zakoličbo</w:t>
-      </w:r>
-      <w:proofErr w:type="spellEnd"/>
-      <w:r>
-        <w:rPr>
-          <w:rFonts w:ascii="Calibri Light" w:hAnsi="Calibri Light" w:cs="Calibri Light"/>
-          <w:b/>
-          <w:sz w:val="22"/>
-          <w:szCs w:val="22"/>
-          <w:lang w:val="sl-SI"/>
-        </w:rPr>
-        <w:t xml:space="preserve"> in </w:t>
+        <w:t xml:space="preserve">zakoličbo in </w:t>
       </w:r>
       <w:r>
         <w:rPr>
@@ -2319,21 +2269,12 @@
                 <w:szCs w:val="22"/>
               </w:rPr>
             </w:pPr>
-            <w:proofErr w:type="spellStart"/>
             <w:r>
               <w:rPr>
                 <w:rFonts w:ascii="Calibri Light" w:hAnsi="Calibri Light" w:cs="Calibri Light"/>
                 <w:szCs w:val="22"/>
               </w:rPr>
-              <w:t>parc</w:t>
-            </w:r>
-            <w:proofErr w:type="spellEnd"/>
-            <w:r>
-              <w:rPr>
-                <w:rFonts w:ascii="Calibri Light" w:hAnsi="Calibri Light" w:cs="Calibri Light"/>
-                <w:szCs w:val="22"/>
-              </w:rPr>
-              <w:t>. št.</w:t>
+              <w:t>parc. št.</w:t>
             </w:r>
           </w:p>
         </w:tc>
@@ -2351,21 +2292,12 @@
                 <w:szCs w:val="22"/>
               </w:rPr>
             </w:pPr>
-            <w:proofErr w:type="spellStart"/>
             <w:r>
               <w:rPr>
                 <w:rFonts w:ascii="Calibri Light" w:hAnsi="Calibri Light" w:cs="Calibri Light"/>
                 <w:szCs w:val="22"/>
               </w:rPr>
-              <w:t>k.o</w:t>
-            </w:r>
-            <w:proofErr w:type="spellEnd"/>
-            <w:r>
-              <w:rPr>
-                <w:rFonts w:ascii="Calibri Light" w:hAnsi="Calibri Light" w:cs="Calibri Light"/>
-                <w:szCs w:val="22"/>
-              </w:rPr>
-              <w:t>.</w:t>
+              <w:t>k.o.</w:t>
             </w:r>
           </w:p>
         </w:tc>
@@ -2465,10 +2397,17 @@
               <w:jc w:val="left"/>
               <w:rPr>
                 <w:rFonts w:ascii="Calibri Light" w:hAnsi="Calibri Light" w:cs="Calibri Light"/>
-                <w:color w:val="C00000"/>
+                <w:color w:val="FF0000"/>
                 <w:szCs w:val="22"/>
               </w:rPr>
             </w:pPr>
+            <w:r>
+              <w:rPr>
+                <w:rFonts w:ascii="Calibri Light" w:hAnsi="Calibri Light" w:cs="Calibri Light"/>
+                <w:szCs w:val="22"/>
+              </w:rPr>
+              <w:t>NIZKONAPETNOSTNI KABLOVOD</w:t>
+            </w:r>
           </w:p>
         </w:tc>
         <w:tc>
@@ -2930,7 +2869,6 @@
         </w:rPr>
         <w:t>V kolikor se pogodbeni stranki ne bosta sporazumeli o višini o</w:t>
       </w:r>
-      <w:proofErr w:type="spellStart"/>
       <w:r>
         <w:rPr>
           <w:rFonts w:ascii="Calibri Light" w:hAnsi="Calibri Light" w:cs="Calibri Light"/>
@@ -2950,7 +2888,6 @@
         </w:rPr>
         <w:t>e</w:t>
       </w:r>
-      <w:proofErr w:type="spellEnd"/>
       <w:r>
         <w:rPr>
           <w:rFonts w:ascii="Calibri Light" w:hAnsi="Calibri Light" w:cs="Calibri Light"/>
@@ -3154,23 +3091,13 @@
           <w:szCs w:val="22"/>
         </w:rPr>
       </w:pPr>
-      <w:proofErr w:type="spellStart"/>
       <w:r>
         <w:rPr>
           <w:rFonts w:ascii="Calibri Light" w:hAnsi="Calibri Light" w:cs="Calibri Light"/>
           <w:color w:val="FF0000"/>
           <w:szCs w:val="22"/>
         </w:rPr>
-        <w:t>Haris</w:t>
-      </w:r>
-      <w:proofErr w:type="spellEnd"/>
-      <w:r>
-        <w:rPr>
-          <w:rFonts w:ascii="Calibri Light" w:hAnsi="Calibri Light" w:cs="Calibri Light"/>
-          <w:color w:val="FF0000"/>
-          <w:szCs w:val="22"/>
-        </w:rPr>
-        <w:t xml:space="preserve"> Trnjanin, Maistrova ulica 015, 2212 Šentilj v Slov</w:t>
+        <w:t>Haris Trnjanin, Maistrova ulica 015, 2212 Šentilj v Slov</w:t>
       </w:r>
       <w:r>
         <w:rPr>
@@ -3241,23 +3168,7 @@
           <w:rFonts w:ascii="Calibri Light" w:hAnsi="Calibri Light" w:cs="Calibri Light"/>
           <w:szCs w:val="22"/>
         </w:rPr>
-        <w:t xml:space="preserve">s </w:t>
-      </w:r>
-      <w:proofErr w:type="spellStart"/>
-      <w:r>
-        <w:rPr>
-          <w:rFonts w:ascii="Calibri Light" w:hAnsi="Calibri Light" w:cs="Calibri Light"/>
-          <w:szCs w:val="22"/>
-        </w:rPr>
-        <w:t>parc</w:t>
-      </w:r>
-      <w:proofErr w:type="spellEnd"/>
-      <w:r>
-        <w:rPr>
-          <w:rFonts w:ascii="Calibri Light" w:hAnsi="Calibri Light" w:cs="Calibri Light"/>
-          <w:szCs w:val="22"/>
-        </w:rPr>
-        <w:t>. št.:</w:t>
+        <w:t>s parc. št.:</w:t>
       </w:r>
       <w:r>
         <w:rPr>
@@ -3288,23 +3199,7 @@
           <w:rFonts w:ascii="Calibri Light" w:hAnsi="Calibri Light" w:cs="Calibri Light"/>
           <w:szCs w:val="22"/>
         </w:rPr>
-        <w:t xml:space="preserve"> </w:t>
-      </w:r>
-      <w:proofErr w:type="spellStart"/>
-      <w:r>
-        <w:rPr>
-          <w:rFonts w:ascii="Calibri Light" w:hAnsi="Calibri Light" w:cs="Calibri Light"/>
-          <w:szCs w:val="22"/>
-        </w:rPr>
-        <w:t>k.o</w:t>
-      </w:r>
-      <w:proofErr w:type="spellEnd"/>
-      <w:r>
-        <w:rPr>
-          <w:rFonts w:ascii="Calibri Light" w:hAnsi="Calibri Light" w:cs="Calibri Light"/>
-          <w:szCs w:val="22"/>
-        </w:rPr>
-        <w:t xml:space="preserve">. </w:t>
+        <w:t xml:space="preserve"> k.o. </w:t>
       </w:r>
       <w:r>
         <w:rPr>
@@ -3350,23 +3245,7 @@
           <w:rFonts w:ascii="Calibri Light" w:hAnsi="Calibri Light" w:cs="Calibri Light"/>
           <w:szCs w:val="22"/>
         </w:rPr>
-        <w:t xml:space="preserve">v korist služnostnega upravičenca ELEKTRO MARIBOR, podjetje za distribucijo električne energije, </w:t>
-      </w:r>
-      <w:proofErr w:type="spellStart"/>
-      <w:r>
-        <w:rPr>
-          <w:rFonts w:ascii="Calibri Light" w:hAnsi="Calibri Light" w:cs="Calibri Light"/>
-          <w:szCs w:val="22"/>
-        </w:rPr>
-        <w:t>d.d</w:t>
-      </w:r>
-      <w:proofErr w:type="spellEnd"/>
-      <w:r>
-        <w:rPr>
-          <w:rFonts w:ascii="Calibri Light" w:hAnsi="Calibri Light" w:cs="Calibri Light"/>
-          <w:szCs w:val="22"/>
-        </w:rPr>
-        <w:t>., Vetrinjska ul. 2, 2000 Maribor, matična št. družbe: 5231698000.</w:t>
+        <w:t>v korist služnostnega upravičenca ELEKTRO MARIBOR, podjetje za distribucijo električne energije, d.d., Vetrinjska ul. 2, 2000 Maribor, matična št. družbe: 5231698000.</w:t>
       </w:r>
     </w:p>
     <w:p>
@@ -3538,25 +3417,14 @@
         </w:rPr>
         <w:t xml:space="preserve"> s</w:t>
       </w:r>
-      <w:proofErr w:type="spellStart"/>
-      <w:r>
-        <w:rPr>
-          <w:rFonts w:ascii="Calibri Light" w:hAnsi="Calibri Light" w:cs="Calibri Light"/>
-          <w:b/>
-          <w:sz w:val="22"/>
-          <w:szCs w:val="22"/>
-        </w:rPr>
-        <w:t>lužnostni</w:t>
-      </w:r>
-      <w:proofErr w:type="spellEnd"/>
-      <w:r>
-        <w:rPr>
-          <w:rFonts w:ascii="Calibri Light" w:hAnsi="Calibri Light" w:cs="Calibri Light"/>
-          <w:b/>
-          <w:sz w:val="22"/>
-          <w:szCs w:val="22"/>
-        </w:rPr>
-        <w:t xml:space="preserve"> upravičenec, ki ima tudi pravico predlagati zemljiškoknjižni vpis.</w:t>
+      <w:r>
+        <w:rPr>
+          <w:rFonts w:ascii="Calibri Light" w:hAnsi="Calibri Light" w:cs="Calibri Light"/>
+          <w:b/>
+          <w:sz w:val="22"/>
+          <w:szCs w:val="22"/>
+        </w:rPr>
+        <w:t>lužnostni upravičenec, ki ima tudi pravico predlagati zemljiškoknjižni vpis.</w:t>
       </w:r>
     </w:p>
     <w:p>
@@ -3658,7 +3526,6 @@
           <w:bCs/>
           <w:szCs w:val="22"/>
         </w:rPr>
-        <w:lastRenderedPageBreak/>
         <w:t xml:space="preserve">                                                                                 6.</w:t>
       </w:r>
       <w:r>
@@ -4329,23 +4196,13 @@
                 <w:szCs w:val="22"/>
               </w:rPr>
             </w:pPr>
-            <w:proofErr w:type="spellStart"/>
             <w:r>
               <w:rPr>
                 <w:rFonts w:ascii="Calibri Light" w:hAnsi="Calibri Light" w:cs="Calibri Light"/>
                 <w:color w:val="FF0000"/>
                 <w:szCs w:val="22"/>
               </w:rPr>
-              <w:t>Haris</w:t>
-            </w:r>
-            <w:proofErr w:type="spellEnd"/>
-            <w:r>
-              <w:rPr>
-                <w:rFonts w:ascii="Calibri Light" w:hAnsi="Calibri Light" w:cs="Calibri Light"/>
-                <w:color w:val="FF0000"/>
-                <w:szCs w:val="22"/>
-              </w:rPr>
-              <w:t xml:space="preserve"> Trnjanin</w:t>
+              <w:t>Haris Trnjanin</w:t>
             </w:r>
           </w:p>
         </w:tc>
@@ -4411,27 +4268,7 @@
                 <w:iCs/>
                 <w:szCs w:val="22"/>
               </w:rPr>
-              <w:t xml:space="preserve">Matej </w:t>
-            </w:r>
-            <w:proofErr w:type="spellStart"/>
-            <w:r>
-              <w:rPr>
-                <w:rFonts w:ascii="Calibri Light" w:hAnsi="Calibri Light" w:cs="Calibri Light"/>
-                <w:bCs/>
-                <w:iCs/>
-                <w:szCs w:val="22"/>
-              </w:rPr>
-              <w:t>Tadina</w:t>
-            </w:r>
-            <w:proofErr w:type="spellEnd"/>
-            <w:r>
-              <w:rPr>
-                <w:rFonts w:ascii="Calibri Light" w:hAnsi="Calibri Light" w:cs="Calibri Light"/>
-                <w:bCs/>
-                <w:iCs/>
-                <w:szCs w:val="22"/>
-              </w:rPr>
-              <w:t>, univ. dipl. inž. el.</w:t>
+              <w:t>Matej Tadina, univ. dipl. inž. el.</w:t>
             </w:r>
           </w:p>
         </w:tc>
